--- a/examples/word/run-formatting.docx
+++ b/examples/word/run-formatting.docx
@@ -762,6 +762,25 @@
           <w:fitText xmlns:w="http://schemas.openxmlformats.org/wordprocessingml/2006/main" w:val="1440"/>
         </w:rPr>
         <w:t xml:space="preserve">Fit run to 1 inch (fitText=1440 twips)</w:t>
+      </w:r>
+    </w:p>
+    <w:p>
+      <w:pPr/>
+      <w:r>
+        <w:rPr/>
+        <w:t xml:space="preserve">Layout grid + special vanish: </w:t>
+      </w:r>
+      <w:r>
+        <w:rPr>
+          <w:snapToGrid xmlns:w="http://schemas.openxmlformats.org/wordprocessingml/2006/main" w:val="0"/>
+        </w:rPr>
+        <w:t xml:space="preserve">snapToGrid=false</w:t>
+      </w:r>
+      <w:r>
+        <w:rPr>
+          <w:specVanish xmlns:w="http://schemas.openxmlformats.org/wordprocessingml/2006/main" w:val="1"/>
+        </w:rPr>
+        <w:t xml:space="preserve">  specVanish</w:t>
       </w:r>
     </w:p>
     <w:sectPr>
